--- a/工银牧融_新版答辩说明书.docx
+++ b/工银牧融_新版答辩说明书.docx
@@ -289,7 +289,7 @@
           </w:tcPr>
           <w:p>
             <w:r>
-              <w:t xml:space="preserve">规则模型 + sklearn RandomForest/Ridge 混合模型</w:t>
+              <w:t xml:space="preserve">规则模型 + XGBoost 混合模型（RF/Ridge 兜底）</w:t>
             </w:r>
           </w:p>
         </w:tc>
@@ -1126,7 +1126,7 @@
         </w:numPr>
       </w:pPr>
       <w:r>
-        <w:t>样本足够时使用 sklearn RandomForest + Ridge 混合模型，兼顾非线性风险识别和线性解释。</w:t>
+        <w:t>样本足够时使用 XGBoost 混合模型（默认档 depth6/lr0.1/100 棵），兼顾非线性风险识别与可解释性（SHAP）。</w:t>
       </w:r>
     </w:p>
     <w:p>

--- a/工银牧融_新版答辩说明书.docx
+++ b/工银牧融_新版答辩说明书.docx
@@ -1126,7 +1126,7 @@
         </w:numPr>
       </w:pPr>
       <w:r>
-        <w:t>样本足够时使用 XGBoost 混合模型（默认档 depth6/lr0.1/100 棵），兼顾非线性风险识别与可解释性（SHAP）。</w:t>
+        <w:t>样本足够时使用 XGBoost 混合模型（默认档 depth6/lr0.1/100 棵），兼顾非线性风险识别与可解释性（SHAP）。事件月响应检验显示 128 条真实灾害事件月的预测分显著高于同县其他月份（县内百分位 0.811），模型定位为风险排序与人工核查优先级工具，授信金额只走独立现金流测算链。</w:t>
       </w:r>
     </w:p>
     <w:p>
